--- a/Files/06 - Yom Tov/07 - 15 Av/5784/15 Av 5784.docx
+++ b/Files/06 - Yom Tov/07 - 15 Av/5784/15 Av 5784.docx
@@ -1556,173 +1556,983 @@
         <w:rPr>
           <w:rFonts w:ascii="Times New Roman" w:hAnsi="Times New Roman" w:cs="Times New Roman"/>
         </w:rPr>
+        <w:t xml:space="preserve"> to be </w:t>
+      </w:r>
+      <w:r>
+        <w:rPr>
+          <w:rFonts w:ascii="Times New Roman" w:hAnsi="Times New Roman" w:cs="Times New Roman" w:hint="cs"/>
+          <w:rtl/>
+        </w:rPr>
+        <w:t>מקבל</w:t>
+      </w:r>
+      <w:r>
+        <w:rPr>
+          <w:rFonts w:ascii="Times New Roman" w:hAnsi="Times New Roman" w:cs="Times New Roman"/>
+          <w:rtl/>
+        </w:rPr>
+        <w:t xml:space="preserve"> </w:t>
+      </w:r>
+      <w:r>
+        <w:rPr>
+          <w:rFonts w:ascii="Times New Roman" w:hAnsi="Times New Roman" w:cs="Times New Roman" w:hint="cs"/>
+          <w:rtl/>
+        </w:rPr>
+        <w:t>פני</w:t>
+      </w:r>
+      <w:r>
+        <w:rPr>
+          <w:rFonts w:ascii="Times New Roman" w:hAnsi="Times New Roman" w:cs="Times New Roman"/>
+          <w:rtl/>
+        </w:rPr>
+        <w:t xml:space="preserve"> </w:t>
+      </w:r>
+      <w:r>
+        <w:rPr>
+          <w:rFonts w:ascii="Times New Roman" w:hAnsi="Times New Roman" w:cs="Times New Roman" w:hint="cs"/>
+          <w:rtl/>
+        </w:rPr>
+        <w:t>השכינה</w:t>
+      </w:r>
+      <w:r>
+        <w:rPr>
+          <w:rFonts w:ascii="Times New Roman" w:hAnsi="Times New Roman" w:cs="Times New Roman"/>
+        </w:rPr>
+        <w:t xml:space="preserve">, to be </w:t>
+      </w:r>
+      <w:r>
+        <w:rPr>
+          <w:rFonts w:ascii="Times New Roman" w:hAnsi="Times New Roman" w:cs="Times New Roman" w:hint="cs"/>
+          <w:rtl/>
+        </w:rPr>
+        <w:t>מקבל</w:t>
+      </w:r>
+      <w:r>
+        <w:rPr>
+          <w:rFonts w:ascii="Times New Roman" w:hAnsi="Times New Roman" w:cs="Times New Roman"/>
+          <w:rtl/>
+        </w:rPr>
+        <w:t xml:space="preserve"> </w:t>
+      </w:r>
+      <w:r>
+        <w:rPr>
+          <w:rFonts w:ascii="Times New Roman" w:hAnsi="Times New Roman" w:cs="Times New Roman" w:hint="cs"/>
+          <w:rtl/>
+        </w:rPr>
+        <w:t>הקדוש</w:t>
+      </w:r>
+      <w:r>
+        <w:rPr>
+          <w:rFonts w:ascii="Times New Roman" w:hAnsi="Times New Roman" w:cs="Times New Roman"/>
+          <w:rtl/>
+        </w:rPr>
+        <w:t xml:space="preserve"> </w:t>
+      </w:r>
+      <w:r>
+        <w:rPr>
+          <w:rFonts w:ascii="Times New Roman" w:hAnsi="Times New Roman" w:cs="Times New Roman" w:hint="cs"/>
+          <w:rtl/>
+        </w:rPr>
+        <w:t>ברוך</w:t>
+      </w:r>
+      <w:r>
+        <w:rPr>
+          <w:rFonts w:ascii="Times New Roman" w:hAnsi="Times New Roman" w:cs="Times New Roman"/>
+          <w:rtl/>
+        </w:rPr>
+        <w:t xml:space="preserve"> </w:t>
+      </w:r>
+      <w:r>
+        <w:rPr>
+          <w:rFonts w:ascii="Times New Roman" w:hAnsi="Times New Roman" w:cs="Times New Roman" w:hint="cs"/>
+          <w:rtl/>
+        </w:rPr>
+        <w:t>הוא</w:t>
+      </w:r>
+      <w:r>
+        <w:rPr>
+          <w:rFonts w:ascii="Times New Roman" w:hAnsi="Times New Roman" w:cs="Times New Roman"/>
+        </w:rPr>
+        <w:t xml:space="preserve"> </w:t>
+      </w:r>
+      <w:r>
+        <w:rPr>
+          <w:rFonts w:ascii="Times New Roman" w:hAnsi="Times New Roman" w:cs="Times New Roman"/>
+        </w:rPr>
+        <w:t>as</w:t>
+      </w:r>
+      <w:r>
+        <w:rPr>
+          <w:rFonts w:ascii="Times New Roman" w:hAnsi="Times New Roman" w:cs="Times New Roman"/>
+        </w:rPr>
+        <w:t xml:space="preserve"> the </w:t>
+      </w:r>
+      <w:r>
+        <w:rPr>
+          <w:rFonts w:ascii="Times New Roman" w:hAnsi="Times New Roman" w:cs="Times New Roman" w:hint="cs"/>
+          <w:rtl/>
+        </w:rPr>
+        <w:t>מלך</w:t>
+      </w:r>
+      <w:r>
+        <w:rPr>
+          <w:rFonts w:ascii="Times New Roman" w:hAnsi="Times New Roman" w:cs="Times New Roman"/>
+        </w:rPr>
+        <w:t xml:space="preserve"> on </w:t>
+      </w:r>
+      <w:r>
+        <w:rPr>
+          <w:rFonts w:ascii="Times New Roman" w:hAnsi="Times New Roman" w:cs="Times New Roman" w:hint="cs"/>
+          <w:rtl/>
+        </w:rPr>
+        <w:t>ראש</w:t>
+      </w:r>
+      <w:r>
+        <w:rPr>
+          <w:rFonts w:ascii="Times New Roman" w:hAnsi="Times New Roman" w:cs="Times New Roman"/>
+          <w:rtl/>
+        </w:rPr>
+        <w:t xml:space="preserve"> </w:t>
+      </w:r>
+      <w:r>
+        <w:rPr>
+          <w:rFonts w:ascii="Times New Roman" w:hAnsi="Times New Roman" w:cs="Times New Roman" w:hint="cs"/>
+          <w:rtl/>
+        </w:rPr>
+        <w:t>השנה</w:t>
+      </w:r>
+      <w:r>
+        <w:rPr>
+          <w:rFonts w:ascii="Times New Roman" w:hAnsi="Times New Roman" w:cs="Times New Roman"/>
+        </w:rPr>
+        <w:t xml:space="preserve">. </w:t>
+      </w:r>
+      <w:r>
+        <w:rPr>
+          <w:rFonts w:ascii="Times New Roman" w:hAnsi="Times New Roman" w:cs="Times New Roman"/>
+        </w:rPr>
+        <w:t>I</w:t>
+      </w:r>
+      <w:r>
+        <w:rPr>
+          <w:rFonts w:ascii="Times New Roman" w:hAnsi="Times New Roman" w:cs="Times New Roman"/>
+        </w:rPr>
+        <w:t xml:space="preserve">n fact, </w:t>
+      </w:r>
+      <w:r>
+        <w:rPr>
+          <w:rFonts w:ascii="Times New Roman" w:hAnsi="Times New Roman" w:cs="Times New Roman"/>
+        </w:rPr>
+        <w:t>R</w:t>
+      </w:r>
+      <w:r>
+        <w:rPr>
+          <w:rFonts w:ascii="Times New Roman" w:hAnsi="Times New Roman" w:cs="Times New Roman"/>
+        </w:rPr>
+        <w:t>’</w:t>
+      </w:r>
+      <w:r>
+        <w:rPr>
+          <w:rFonts w:ascii="Times New Roman" w:hAnsi="Times New Roman" w:cs="Times New Roman"/>
+        </w:rPr>
+        <w:t xml:space="preserve"> Elimelech brings down </w:t>
+      </w:r>
+      <w:r>
+        <w:rPr>
+          <w:rFonts w:ascii="Times New Roman" w:hAnsi="Times New Roman" w:cs="Times New Roman"/>
+        </w:rPr>
+        <w:t xml:space="preserve">that there were those who started to say </w:t>
+      </w:r>
+      <w:r>
+        <w:rPr>
+          <w:rFonts w:ascii="Times New Roman" w:hAnsi="Times New Roman" w:cs="Times New Roman" w:hint="cs"/>
+          <w:rtl/>
+        </w:rPr>
+        <w:t>כתיבה</w:t>
+      </w:r>
+      <w:r>
+        <w:rPr>
+          <w:rFonts w:ascii="Times New Roman" w:hAnsi="Times New Roman" w:cs="Times New Roman"/>
+          <w:rtl/>
+        </w:rPr>
+        <w:t xml:space="preserve"> </w:t>
+      </w:r>
+      <w:r>
+        <w:rPr>
+          <w:rFonts w:ascii="Times New Roman" w:hAnsi="Times New Roman" w:cs="Times New Roman" w:hint="cs"/>
+          <w:rtl/>
+        </w:rPr>
+        <w:t>וחתימה</w:t>
+      </w:r>
+      <w:r>
+        <w:rPr>
+          <w:rFonts w:ascii="Times New Roman" w:hAnsi="Times New Roman" w:cs="Times New Roman"/>
+          <w:rtl/>
+        </w:rPr>
+        <w:t xml:space="preserve"> </w:t>
+      </w:r>
+      <w:r>
+        <w:rPr>
+          <w:rFonts w:ascii="Times New Roman" w:hAnsi="Times New Roman" w:cs="Times New Roman" w:hint="cs"/>
+          <w:rtl/>
+        </w:rPr>
+        <w:t>טובה</w:t>
+      </w:r>
+      <w:r>
+        <w:rPr>
+          <w:rFonts w:ascii="Times New Roman" w:hAnsi="Times New Roman" w:cs="Times New Roman"/>
+        </w:rPr>
+        <w:t xml:space="preserve"> starting from </w:t>
+      </w:r>
+      <w:r>
+        <w:rPr>
+          <w:rFonts w:ascii="Times New Roman" w:hAnsi="Times New Roman" w:cs="Times New Roman" w:hint="cs"/>
+          <w:rtl/>
+        </w:rPr>
+        <w:t>חמישה</w:t>
+      </w:r>
+      <w:r>
+        <w:rPr>
+          <w:rFonts w:ascii="Times New Roman" w:hAnsi="Times New Roman" w:cs="Times New Roman"/>
+          <w:rtl/>
+        </w:rPr>
+        <w:t xml:space="preserve"> </w:t>
+      </w:r>
+      <w:r>
+        <w:rPr>
+          <w:rFonts w:ascii="Times New Roman" w:hAnsi="Times New Roman" w:cs="Times New Roman" w:hint="cs"/>
+          <w:rtl/>
+        </w:rPr>
+        <w:t>עשר</w:t>
+      </w:r>
+      <w:r>
+        <w:rPr>
+          <w:rFonts w:ascii="Times New Roman" w:hAnsi="Times New Roman" w:cs="Times New Roman"/>
+          <w:rtl/>
+        </w:rPr>
+        <w:t xml:space="preserve"> </w:t>
+      </w:r>
+      <w:r>
+        <w:rPr>
+          <w:rFonts w:ascii="Times New Roman" w:hAnsi="Times New Roman" w:cs="Times New Roman" w:hint="cs"/>
+          <w:rtl/>
+        </w:rPr>
+        <w:t>באב</w:t>
+      </w:r>
+      <w:r>
+        <w:rPr>
+          <w:rFonts w:ascii="Times New Roman" w:hAnsi="Times New Roman" w:cs="Times New Roman"/>
+        </w:rPr>
+        <w:t xml:space="preserve">, because they thought it was appropriate for that time. </w:t>
+      </w:r>
+      <w:r>
+        <w:rPr>
+          <w:rFonts w:ascii="Times New Roman" w:hAnsi="Times New Roman" w:cs="Times New Roman"/>
+        </w:rPr>
+        <w:t>T</w:t>
+      </w:r>
+      <w:r>
+        <w:rPr>
+          <w:rFonts w:ascii="Times New Roman" w:hAnsi="Times New Roman" w:cs="Times New Roman"/>
+        </w:rPr>
+        <w:t xml:space="preserve">he </w:t>
+      </w:r>
+      <w:r>
+        <w:rPr>
+          <w:rFonts w:ascii="Times New Roman" w:hAnsi="Times New Roman" w:cs="Times New Roman"/>
+        </w:rPr>
+        <w:t>pasuk says (</w:t>
+      </w:r>
+      <w:r>
+        <w:rPr>
+          <w:rFonts w:ascii="Times New Roman" w:hAnsi="Times New Roman" w:cs="Times New Roman" w:hint="cs"/>
+          <w:rtl/>
+        </w:rPr>
+        <w:t>דברים</w:t>
+      </w:r>
+      <w:r>
+        <w:rPr>
+          <w:rFonts w:ascii="Times New Roman" w:hAnsi="Times New Roman" w:cs="Times New Roman"/>
+          <w:rtl/>
+        </w:rPr>
+        <w:t xml:space="preserve"> </w:t>
+      </w:r>
+      <w:r>
+        <w:rPr>
+          <w:rFonts w:ascii="Times New Roman" w:hAnsi="Times New Roman" w:cs="Times New Roman" w:hint="cs"/>
+          <w:rtl/>
+        </w:rPr>
+        <w:t>י׳</w:t>
+      </w:r>
+      <w:r>
+        <w:rPr>
+          <w:rFonts w:ascii="Times New Roman" w:hAnsi="Times New Roman" w:cs="Times New Roman"/>
+          <w:rtl/>
+        </w:rPr>
+        <w:t>:</w:t>
+      </w:r>
+      <w:r>
+        <w:rPr>
+          <w:rFonts w:ascii="Times New Roman" w:hAnsi="Times New Roman" w:cs="Times New Roman" w:hint="cs"/>
+          <w:rtl/>
+        </w:rPr>
+        <w:t>י״ב</w:t>
+      </w:r>
+      <w:r>
+        <w:rPr>
+          <w:rFonts w:ascii="Times New Roman" w:hAnsi="Times New Roman" w:cs="Times New Roman"/>
+        </w:rPr>
+        <w:t xml:space="preserve">) </w:t>
+      </w:r>
+      <w:r>
+        <w:rPr>
+          <w:rFonts w:ascii="Times New Roman" w:hAnsi="Times New Roman" w:cs="Times New Roman" w:hint="cs"/>
+          <w:rtl/>
+        </w:rPr>
+        <w:t>וְעַתָּה</w:t>
+      </w:r>
+      <w:r>
+        <w:rPr>
+          <w:rFonts w:ascii="Times New Roman" w:hAnsi="Times New Roman" w:cs="Times New Roman"/>
+          <w:rtl/>
+        </w:rPr>
+        <w:t xml:space="preserve"> </w:t>
+      </w:r>
+      <w:r>
+        <w:rPr>
+          <w:rFonts w:ascii="Times New Roman" w:hAnsi="Times New Roman" w:cs="Times New Roman" w:hint="cs"/>
+          <w:rtl/>
+        </w:rPr>
+        <w:t>יִשְׂרָאֵל</w:t>
+      </w:r>
+      <w:r>
+        <w:rPr>
+          <w:rFonts w:ascii="Times New Roman" w:hAnsi="Times New Roman" w:cs="Times New Roman"/>
+          <w:rtl/>
+        </w:rPr>
+        <w:t xml:space="preserve"> </w:t>
+      </w:r>
+      <w:r>
+        <w:rPr>
+          <w:rFonts w:ascii="Times New Roman" w:hAnsi="Times New Roman" w:cs="Times New Roman" w:hint="cs"/>
+          <w:rtl/>
+        </w:rPr>
+        <w:t>מָה</w:t>
+      </w:r>
+      <w:r>
+        <w:rPr>
+          <w:rFonts w:ascii="Times New Roman" w:hAnsi="Times New Roman" w:cs="Times New Roman"/>
+          <w:rtl/>
+        </w:rPr>
+        <w:t xml:space="preserve"> </w:t>
+      </w:r>
+      <w:r>
+        <w:rPr>
+          <w:rFonts w:ascii="Times New Roman" w:hAnsi="Times New Roman" w:cs="Times New Roman" w:hint="cs"/>
+          <w:rtl/>
+        </w:rPr>
+        <w:t>ה׳</w:t>
+      </w:r>
+      <w:r>
+        <w:rPr>
+          <w:rFonts w:ascii="Times New Roman" w:hAnsi="Times New Roman" w:cs="Times New Roman"/>
+          <w:rtl/>
+        </w:rPr>
+        <w:t xml:space="preserve"> </w:t>
+      </w:r>
+      <w:r>
+        <w:rPr>
+          <w:rFonts w:ascii="Times New Roman" w:hAnsi="Times New Roman" w:cs="Times New Roman" w:hint="cs"/>
+          <w:rtl/>
+        </w:rPr>
+        <w:t>אֱלֹקֶיךָ</w:t>
+      </w:r>
+      <w:r>
+        <w:rPr>
+          <w:rFonts w:ascii="Times New Roman" w:hAnsi="Times New Roman" w:cs="Times New Roman"/>
+          <w:rtl/>
+        </w:rPr>
+        <w:t xml:space="preserve"> </w:t>
+      </w:r>
+      <w:r>
+        <w:rPr>
+          <w:rFonts w:ascii="Times New Roman" w:hAnsi="Times New Roman" w:cs="Times New Roman" w:hint="cs"/>
+          <w:rtl/>
+        </w:rPr>
+        <w:t>שֹׁאֵל</w:t>
+      </w:r>
+      <w:r>
+        <w:rPr>
+          <w:rFonts w:ascii="Times New Roman" w:hAnsi="Times New Roman" w:cs="Times New Roman"/>
+          <w:rtl/>
+        </w:rPr>
+        <w:t xml:space="preserve"> </w:t>
+      </w:r>
+      <w:r>
+        <w:rPr>
+          <w:rFonts w:ascii="Times New Roman" w:hAnsi="Times New Roman" w:cs="Times New Roman" w:hint="cs"/>
+          <w:rtl/>
+        </w:rPr>
+        <w:t>מֵעִמָּךְ</w:t>
+      </w:r>
+      <w:r>
+        <w:rPr>
+          <w:rFonts w:ascii="Times New Roman" w:hAnsi="Times New Roman" w:cs="Times New Roman"/>
+        </w:rPr>
+        <w:t xml:space="preserve"> - </w:t>
+      </w:r>
+      <w:r>
+        <w:rPr>
+          <w:rFonts w:ascii="Times New Roman" w:hAnsi="Times New Roman" w:cs="Times New Roman"/>
+        </w:rPr>
+        <w:t>What</w:t>
+      </w:r>
+      <w:r>
+        <w:rPr>
+          <w:rFonts w:ascii="Times New Roman" w:hAnsi="Times New Roman" w:cs="Times New Roman"/>
+        </w:rPr>
+        <w:t xml:space="preserve"> does </w:t>
+      </w:r>
+      <w:r>
+        <w:rPr>
+          <w:rFonts w:ascii="Times New Roman" w:hAnsi="Times New Roman" w:cs="Times New Roman" w:hint="cs"/>
+          <w:rtl/>
+        </w:rPr>
+        <w:t>הקדוש</w:t>
+      </w:r>
+      <w:r>
+        <w:rPr>
+          <w:rFonts w:ascii="Times New Roman" w:hAnsi="Times New Roman" w:cs="Times New Roman"/>
+          <w:rtl/>
+        </w:rPr>
+        <w:t xml:space="preserve"> </w:t>
+      </w:r>
+      <w:r>
+        <w:rPr>
+          <w:rFonts w:ascii="Times New Roman" w:hAnsi="Times New Roman" w:cs="Times New Roman" w:hint="cs"/>
+          <w:rtl/>
+        </w:rPr>
+        <w:t>ברוך</w:t>
+      </w:r>
+      <w:r>
+        <w:rPr>
+          <w:rFonts w:ascii="Times New Roman" w:hAnsi="Times New Roman" w:cs="Times New Roman"/>
+          <w:rtl/>
+        </w:rPr>
+        <w:t xml:space="preserve"> </w:t>
+      </w:r>
+      <w:r>
+        <w:rPr>
+          <w:rFonts w:ascii="Times New Roman" w:hAnsi="Times New Roman" w:cs="Times New Roman" w:hint="cs"/>
+          <w:rtl/>
+        </w:rPr>
+        <w:t>הוא</w:t>
+      </w:r>
+      <w:r>
+        <w:rPr>
+          <w:rFonts w:ascii="Times New Roman" w:hAnsi="Times New Roman" w:cs="Times New Roman"/>
+        </w:rPr>
+        <w:t xml:space="preserve"> ask from you? </w:t>
+      </w:r>
+      <w:r>
+        <w:rPr>
+          <w:rFonts w:ascii="Times New Roman" w:hAnsi="Times New Roman" w:cs="Times New Roman" w:hint="cs"/>
+          <w:rtl/>
+        </w:rPr>
+        <w:t>כִּי</w:t>
+      </w:r>
+      <w:r>
+        <w:rPr>
+          <w:rFonts w:ascii="Times New Roman" w:hAnsi="Times New Roman" w:cs="Times New Roman"/>
+          <w:rtl/>
+        </w:rPr>
+        <w:t xml:space="preserve"> </w:t>
+      </w:r>
+      <w:r>
+        <w:rPr>
+          <w:rFonts w:ascii="Times New Roman" w:hAnsi="Times New Roman" w:cs="Times New Roman" w:hint="cs"/>
+          <w:rtl/>
+        </w:rPr>
+        <w:t>אִם לְיִרְאָה</w:t>
+      </w:r>
+      <w:r>
+        <w:rPr>
+          <w:rFonts w:ascii="Times New Roman" w:hAnsi="Times New Roman" w:cs="Times New Roman"/>
+          <w:rtl/>
+        </w:rPr>
+        <w:t xml:space="preserve"> </w:t>
+      </w:r>
+      <w:r>
+        <w:rPr>
+          <w:rFonts w:ascii="Times New Roman" w:hAnsi="Times New Roman" w:cs="Times New Roman" w:hint="cs"/>
+          <w:rtl/>
+        </w:rPr>
+        <w:t>אֶת ה׳</w:t>
+      </w:r>
+      <w:r>
+        <w:rPr>
+          <w:rFonts w:ascii="Times New Roman" w:hAnsi="Times New Roman" w:cs="Times New Roman"/>
+        </w:rPr>
+        <w:t xml:space="preserve">. </w:t>
+      </w:r>
+      <w:r>
+        <w:rPr>
+          <w:rFonts w:ascii="Times New Roman" w:hAnsi="Times New Roman" w:cs="Times New Roman"/>
+        </w:rPr>
+        <w:t>A</w:t>
+      </w:r>
+      <w:r>
+        <w:rPr>
+          <w:rFonts w:ascii="Times New Roman" w:hAnsi="Times New Roman" w:cs="Times New Roman"/>
+        </w:rPr>
+        <w:t xml:space="preserve">s my sister </w:t>
+      </w:r>
+      <w:r>
+        <w:rPr>
+          <w:rFonts w:ascii="Times New Roman" w:hAnsi="Times New Roman" w:cs="Times New Roman" w:hint="cs"/>
+          <w:rtl/>
+        </w:rPr>
+        <w:t>זאל</w:t>
+      </w:r>
+      <w:r>
+        <w:rPr>
+          <w:rFonts w:ascii="Times New Roman" w:hAnsi="Times New Roman" w:cs="Times New Roman"/>
+          <w:rtl/>
+        </w:rPr>
+        <w:t xml:space="preserve"> </w:t>
+      </w:r>
+      <w:r>
+        <w:rPr>
+          <w:rFonts w:ascii="Times New Roman" w:hAnsi="Times New Roman" w:cs="Times New Roman" w:hint="cs"/>
+          <w:rtl/>
+        </w:rPr>
+        <w:t>זי</w:t>
+      </w:r>
+      <w:r>
+        <w:rPr>
+          <w:rFonts w:ascii="Times New Roman" w:hAnsi="Times New Roman" w:cs="Times New Roman"/>
+          <w:rtl/>
+        </w:rPr>
+        <w:t xml:space="preserve"> </w:t>
+      </w:r>
+      <w:r>
+        <w:rPr>
+          <w:rFonts w:ascii="Times New Roman" w:hAnsi="Times New Roman" w:cs="Times New Roman" w:hint="cs"/>
+          <w:rtl/>
+        </w:rPr>
+        <w:t>זיין</w:t>
+      </w:r>
+      <w:r>
+        <w:rPr>
+          <w:rFonts w:ascii="Times New Roman" w:hAnsi="Times New Roman" w:cs="Times New Roman"/>
+          <w:rtl/>
+        </w:rPr>
+        <w:t xml:space="preserve"> </w:t>
+      </w:r>
+      <w:r>
+        <w:rPr>
+          <w:rFonts w:ascii="Times New Roman" w:hAnsi="Times New Roman" w:cs="Times New Roman" w:hint="cs"/>
+          <w:rtl/>
+        </w:rPr>
+        <w:t>געזונט</w:t>
+      </w:r>
+      <w:r>
+        <w:rPr>
+          <w:rFonts w:ascii="Times New Roman" w:hAnsi="Times New Roman" w:cs="Times New Roman"/>
+          <w:rtl/>
+        </w:rPr>
+        <w:t xml:space="preserve"> </w:t>
+      </w:r>
+      <w:r>
+        <w:rPr>
+          <w:rFonts w:ascii="Times New Roman" w:hAnsi="Times New Roman" w:cs="Times New Roman" w:hint="cs"/>
+          <w:rtl/>
+        </w:rPr>
+        <w:t>און</w:t>
+      </w:r>
+      <w:r>
+        <w:rPr>
+          <w:rFonts w:ascii="Times New Roman" w:hAnsi="Times New Roman" w:cs="Times New Roman"/>
+          <w:rtl/>
+        </w:rPr>
+        <w:t xml:space="preserve"> </w:t>
+      </w:r>
+      <w:r>
+        <w:rPr>
+          <w:rFonts w:ascii="Times New Roman" w:hAnsi="Times New Roman" w:cs="Times New Roman" w:hint="cs"/>
+          <w:rtl/>
+        </w:rPr>
+        <w:t>שטארק</w:t>
+      </w:r>
+      <w:r>
+        <w:rPr>
+          <w:rFonts w:ascii="Times New Roman" w:hAnsi="Times New Roman" w:cs="Times New Roman"/>
+        </w:rPr>
+        <w:t xml:space="preserve"> </w:t>
+      </w:r>
+      <w:r>
+        <w:rPr>
+          <w:rFonts w:ascii="Times New Roman" w:hAnsi="Times New Roman" w:cs="Times New Roman"/>
+        </w:rPr>
+        <w:t xml:space="preserve">said, </w:t>
+      </w:r>
+      <w:r>
+        <w:rPr>
+          <w:rFonts w:ascii="Times New Roman" w:hAnsi="Times New Roman" w:cs="Times New Roman"/>
+        </w:rPr>
+        <w:t>for</w:t>
+      </w:r>
+      <w:r>
+        <w:rPr>
+          <w:rFonts w:ascii="Times New Roman" w:hAnsi="Times New Roman" w:cs="Times New Roman"/>
+        </w:rPr>
+        <w:t xml:space="preserve"> </w:t>
+      </w:r>
+      <w:r>
+        <w:rPr>
+          <w:rFonts w:ascii="Times New Roman" w:hAnsi="Times New Roman" w:cs="Times New Roman" w:hint="cs"/>
+          <w:rtl/>
+        </w:rPr>
+        <w:t>משה</w:t>
+      </w:r>
+      <w:r>
+        <w:rPr>
+          <w:rFonts w:ascii="Times New Roman" w:hAnsi="Times New Roman" w:cs="Times New Roman"/>
+          <w:rtl/>
+        </w:rPr>
+        <w:t xml:space="preserve"> </w:t>
+      </w:r>
+      <w:r>
+        <w:rPr>
+          <w:rFonts w:ascii="Times New Roman" w:hAnsi="Times New Roman" w:cs="Times New Roman" w:hint="cs"/>
+          <w:rtl/>
+        </w:rPr>
+        <w:t>רבינו</w:t>
+      </w:r>
+      <w:r>
+        <w:rPr>
+          <w:rFonts w:ascii="Times New Roman" w:hAnsi="Times New Roman" w:cs="Times New Roman"/>
+        </w:rPr>
+        <w:t xml:space="preserve">, it was a </w:t>
+      </w:r>
+      <w:r>
+        <w:rPr>
+          <w:rFonts w:ascii="Times New Roman" w:hAnsi="Times New Roman" w:cs="Times New Roman" w:hint="cs"/>
+          <w:rtl/>
+        </w:rPr>
+        <w:t>מילתא</w:t>
+      </w:r>
+      <w:r>
+        <w:rPr>
+          <w:rFonts w:ascii="Times New Roman" w:hAnsi="Times New Roman" w:cs="Times New Roman"/>
+          <w:rtl/>
+        </w:rPr>
+        <w:t xml:space="preserve"> </w:t>
+      </w:r>
+      <w:r>
+        <w:rPr>
+          <w:rFonts w:ascii="Times New Roman" w:hAnsi="Times New Roman" w:cs="Times New Roman" w:hint="cs"/>
+          <w:rtl/>
+        </w:rPr>
+        <w:t>זוטרתא</w:t>
+      </w:r>
+      <w:r>
+        <w:rPr>
+          <w:rFonts w:ascii="Times New Roman" w:hAnsi="Times New Roman" w:cs="Times New Roman"/>
+        </w:rPr>
+        <w:t>, it</w:t>
+      </w:r>
+      <w:r>
+        <w:rPr>
+          <w:rFonts w:ascii="Times New Roman" w:hAnsi="Times New Roman" w:cs="Times New Roman"/>
+        </w:rPr>
+        <w:t>’</w:t>
+      </w:r>
+      <w:r>
+        <w:rPr>
+          <w:rFonts w:ascii="Times New Roman" w:hAnsi="Times New Roman" w:cs="Times New Roman"/>
+        </w:rPr>
+        <w:t>s a little thing</w:t>
+      </w:r>
+      <w:r>
+        <w:rPr>
+          <w:rFonts w:ascii="Times New Roman" w:hAnsi="Times New Roman" w:cs="Times New Roman"/>
+        </w:rPr>
         <w:t xml:space="preserve"> to be</w:t>
       </w:r>
       <w:r>
         <w:rPr>
-          <w:rFonts w:ascii="Times New Roman" w:hAnsi="Times New Roman" w:cs="Times New Roman" w:hint="cs"/>
-          <w:rtl/>
-        </w:rPr>
-        <w:t>מקבל</w:t>
-      </w:r>
-      <w:r>
-        <w:rPr>
-          <w:rFonts w:ascii="Times New Roman" w:hAnsi="Times New Roman" w:cs="Times New Roman"/>
-          <w:rtl/>
-        </w:rPr>
-        <w:t xml:space="preserve"> </w:t>
-      </w:r>
-      <w:r>
-        <w:rPr>
-          <w:rFonts w:ascii="Times New Roman" w:hAnsi="Times New Roman" w:cs="Times New Roman" w:hint="cs"/>
-          <w:rtl/>
-        </w:rPr>
-        <w:t>פני</w:t>
-      </w:r>
-      <w:r>
-        <w:rPr>
-          <w:rFonts w:ascii="Times New Roman" w:hAnsi="Times New Roman" w:cs="Times New Roman"/>
-          <w:rtl/>
-        </w:rPr>
-        <w:t xml:space="preserve"> </w:t>
-      </w:r>
-      <w:r>
-        <w:rPr>
-          <w:rFonts w:ascii="Times New Roman" w:hAnsi="Times New Roman" w:cs="Times New Roman" w:hint="cs"/>
-          <w:rtl/>
-        </w:rPr>
-        <w:t>השכינה</w:t>
-      </w:r>
-      <w:r>
-        <w:rPr>
-          <w:rFonts w:ascii="Times New Roman" w:hAnsi="Times New Roman" w:cs="Times New Roman"/>
-        </w:rPr>
-        <w:t xml:space="preserve">, to be </w:t>
-      </w:r>
-      <w:r>
-        <w:rPr>
-          <w:rFonts w:ascii="Times New Roman" w:hAnsi="Times New Roman" w:cs="Times New Roman" w:hint="cs"/>
-          <w:rtl/>
-        </w:rPr>
-        <w:t>מקבל</w:t>
-      </w:r>
-      <w:r>
-        <w:rPr>
-          <w:rFonts w:ascii="Times New Roman" w:hAnsi="Times New Roman" w:cs="Times New Roman"/>
-          <w:rtl/>
-        </w:rPr>
-        <w:t xml:space="preserve"> </w:t>
-      </w:r>
-      <w:r>
-        <w:rPr>
-          <w:rFonts w:ascii="Times New Roman" w:hAnsi="Times New Roman" w:cs="Times New Roman" w:hint="cs"/>
-          <w:rtl/>
-        </w:rPr>
-        <w:t>הקדוש</w:t>
-      </w:r>
-      <w:r>
-        <w:rPr>
-          <w:rFonts w:ascii="Times New Roman" w:hAnsi="Times New Roman" w:cs="Times New Roman"/>
-          <w:rtl/>
-        </w:rPr>
-        <w:t xml:space="preserve"> </w:t>
-      </w:r>
-      <w:r>
-        <w:rPr>
-          <w:rFonts w:ascii="Times New Roman" w:hAnsi="Times New Roman" w:cs="Times New Roman" w:hint="cs"/>
-          <w:rtl/>
-        </w:rPr>
-        <w:t>ברוך</w:t>
-      </w:r>
-      <w:r>
-        <w:rPr>
-          <w:rFonts w:ascii="Times New Roman" w:hAnsi="Times New Roman" w:cs="Times New Roman"/>
-          <w:rtl/>
-        </w:rPr>
-        <w:t xml:space="preserve"> </w:t>
-      </w:r>
-      <w:r>
-        <w:rPr>
-          <w:rFonts w:ascii="Times New Roman" w:hAnsi="Times New Roman" w:cs="Times New Roman" w:hint="cs"/>
-          <w:rtl/>
-        </w:rPr>
-        <w:t>הוא</w:t>
-      </w:r>
-      <w:r>
-        <w:rPr>
-          <w:rFonts w:ascii="Times New Roman" w:hAnsi="Times New Roman" w:cs="Times New Roman"/>
-        </w:rPr>
-        <w:t xml:space="preserve"> </w:t>
-      </w:r>
-      <w:r>
-        <w:rPr>
-          <w:rFonts w:ascii="Times New Roman" w:hAnsi="Times New Roman" w:cs="Times New Roman"/>
-        </w:rPr>
-        <w:t>as</w:t>
-      </w:r>
-      <w:r>
-        <w:rPr>
-          <w:rFonts w:ascii="Times New Roman" w:hAnsi="Times New Roman" w:cs="Times New Roman"/>
-        </w:rPr>
-        <w:t xml:space="preserve"> the </w:t>
-      </w:r>
-      <w:r>
-        <w:rPr>
-          <w:rFonts w:ascii="Times New Roman" w:hAnsi="Times New Roman" w:cs="Times New Roman" w:hint="cs"/>
-          <w:rtl/>
-        </w:rPr>
-        <w:t>מלך</w:t>
-      </w:r>
-      <w:r>
-        <w:rPr>
-          <w:rFonts w:ascii="Times New Roman" w:hAnsi="Times New Roman" w:cs="Times New Roman"/>
-        </w:rPr>
-        <w:t xml:space="preserve"> on </w:t>
-      </w:r>
-      <w:r>
-        <w:rPr>
-          <w:rFonts w:ascii="Times New Roman" w:hAnsi="Times New Roman" w:cs="Times New Roman" w:hint="cs"/>
-          <w:rtl/>
-        </w:rPr>
-        <w:t>ראש</w:t>
-      </w:r>
-      <w:r>
-        <w:rPr>
-          <w:rFonts w:ascii="Times New Roman" w:hAnsi="Times New Roman" w:cs="Times New Roman"/>
-          <w:rtl/>
-        </w:rPr>
-        <w:t xml:space="preserve"> </w:t>
-      </w:r>
-      <w:r>
-        <w:rPr>
-          <w:rFonts w:ascii="Times New Roman" w:hAnsi="Times New Roman" w:cs="Times New Roman" w:hint="cs"/>
-          <w:rtl/>
-        </w:rPr>
-        <w:t>השנה</w:t>
-      </w:r>
-      <w:r>
-        <w:rPr>
-          <w:rFonts w:ascii="Times New Roman" w:hAnsi="Times New Roman" w:cs="Times New Roman"/>
-        </w:rPr>
-        <w:t xml:space="preserve">. </w:t>
-      </w:r>
-      <w:r>
-        <w:rPr>
-          <w:rFonts w:ascii="Times New Roman" w:hAnsi="Times New Roman" w:cs="Times New Roman"/>
-        </w:rPr>
-        <w:t>I</w:t>
-      </w:r>
-      <w:r>
-        <w:rPr>
-          <w:rFonts w:ascii="Times New Roman" w:hAnsi="Times New Roman" w:cs="Times New Roman"/>
-        </w:rPr>
-        <w:t xml:space="preserve">n fact, </w:t>
-      </w:r>
-      <w:r>
-        <w:rPr>
-          <w:rFonts w:ascii="Times New Roman" w:hAnsi="Times New Roman" w:cs="Times New Roman"/>
-        </w:rPr>
-        <w:t>R</w:t>
+          <w:rFonts w:ascii="Times New Roman" w:hAnsi="Times New Roman" w:cs="Times New Roman"/>
+        </w:rPr>
+        <w:t xml:space="preserve"> </w:t>
+      </w:r>
+      <w:r>
+        <w:rPr>
+          <w:rFonts w:ascii="Times New Roman" w:hAnsi="Times New Roman" w:cs="Times New Roman" w:hint="cs"/>
+          <w:rtl/>
+        </w:rPr>
+        <w:t>כִּי</w:t>
+      </w:r>
+      <w:r>
+        <w:rPr>
+          <w:rFonts w:ascii="Times New Roman" w:hAnsi="Times New Roman" w:cs="Times New Roman"/>
+          <w:rtl/>
+        </w:rPr>
+        <w:t xml:space="preserve"> </w:t>
+      </w:r>
+      <w:r>
+        <w:rPr>
+          <w:rFonts w:ascii="Times New Roman" w:hAnsi="Times New Roman" w:cs="Times New Roman" w:hint="cs"/>
+          <w:rtl/>
+        </w:rPr>
+        <w:t>אִם</w:t>
+      </w:r>
+      <w:r>
+        <w:rPr>
+          <w:rFonts w:ascii="Times New Roman" w:hAnsi="Times New Roman" w:cs="Times New Roman"/>
+          <w:rtl/>
+        </w:rPr>
+        <w:t xml:space="preserve"> </w:t>
+      </w:r>
+      <w:r>
+        <w:rPr>
+          <w:rFonts w:ascii="Times New Roman" w:hAnsi="Times New Roman" w:cs="Times New Roman" w:hint="cs"/>
+          <w:rtl/>
+        </w:rPr>
+        <w:t>לְיִרְאָה</w:t>
+      </w:r>
+      <w:r>
+        <w:rPr>
+          <w:rFonts w:ascii="Times New Roman" w:hAnsi="Times New Roman" w:cs="Times New Roman"/>
+          <w:rtl/>
+        </w:rPr>
+        <w:t xml:space="preserve"> </w:t>
+      </w:r>
+      <w:r>
+        <w:rPr>
+          <w:rFonts w:ascii="Times New Roman" w:hAnsi="Times New Roman" w:cs="Times New Roman" w:hint="cs"/>
+          <w:rtl/>
+        </w:rPr>
+        <w:t>אֶת</w:t>
+      </w:r>
+      <w:r>
+        <w:rPr>
+          <w:rFonts w:ascii="Times New Roman" w:hAnsi="Times New Roman" w:cs="Times New Roman"/>
+          <w:rtl/>
+        </w:rPr>
+        <w:t xml:space="preserve"> </w:t>
+      </w:r>
+      <w:r>
+        <w:rPr>
+          <w:rFonts w:ascii="Times New Roman" w:hAnsi="Times New Roman" w:cs="Times New Roman" w:hint="cs"/>
+          <w:rtl/>
+        </w:rPr>
+        <w:t>ה׳</w:t>
+      </w:r>
+      <w:r>
+        <w:rPr>
+          <w:rFonts w:ascii="Times New Roman" w:hAnsi="Times New Roman" w:cs="Times New Roman"/>
+        </w:rPr>
+        <w:t xml:space="preserve">. For us, </w:t>
+      </w:r>
+      <w:r>
+        <w:rPr>
+          <w:rFonts w:ascii="Times New Roman" w:hAnsi="Times New Roman" w:cs="Times New Roman" w:hint="cs"/>
+          <w:rtl/>
+        </w:rPr>
+        <w:t>יראת</w:t>
+      </w:r>
+      <w:r>
+        <w:rPr>
+          <w:rFonts w:ascii="Times New Roman" w:hAnsi="Times New Roman" w:cs="Times New Roman"/>
+          <w:rtl/>
+        </w:rPr>
+        <w:t xml:space="preserve"> </w:t>
+      </w:r>
+      <w:r>
+        <w:rPr>
+          <w:rFonts w:ascii="Times New Roman" w:hAnsi="Times New Roman" w:cs="Times New Roman" w:hint="cs"/>
+          <w:rtl/>
+        </w:rPr>
+        <w:t>השם</w:t>
+      </w:r>
+      <w:r>
+        <w:rPr>
+          <w:rFonts w:ascii="Times New Roman" w:hAnsi="Times New Roman" w:cs="Times New Roman"/>
+        </w:rPr>
+        <w:t xml:space="preserve"> is a big deal. But for </w:t>
+      </w:r>
+      <w:r>
+        <w:rPr>
+          <w:rFonts w:ascii="Times New Roman" w:hAnsi="Times New Roman" w:cs="Times New Roman" w:hint="cs"/>
+          <w:rtl/>
+        </w:rPr>
+        <w:t>משה</w:t>
+      </w:r>
+      <w:r>
+        <w:rPr>
+          <w:rFonts w:ascii="Times New Roman" w:hAnsi="Times New Roman" w:cs="Times New Roman"/>
+          <w:rtl/>
+        </w:rPr>
+        <w:t xml:space="preserve"> </w:t>
+      </w:r>
+      <w:r>
+        <w:rPr>
+          <w:rFonts w:ascii="Times New Roman" w:hAnsi="Times New Roman" w:cs="Times New Roman" w:hint="cs"/>
+          <w:rtl/>
+        </w:rPr>
+        <w:t>רבינו</w:t>
+      </w:r>
+      <w:r>
+        <w:rPr>
+          <w:rFonts w:ascii="Times New Roman" w:hAnsi="Times New Roman" w:cs="Times New Roman"/>
+        </w:rPr>
+        <w:t xml:space="preserve">, it was </w:t>
+      </w:r>
+      <w:r>
+        <w:rPr>
+          <w:rFonts w:ascii="Times New Roman" w:hAnsi="Times New Roman" w:cs="Times New Roman" w:hint="cs"/>
+          <w:rtl/>
+        </w:rPr>
+        <w:t>מה</w:t>
+      </w:r>
+      <w:r>
+        <w:rPr>
+          <w:rFonts w:ascii="Times New Roman" w:hAnsi="Times New Roman" w:cs="Times New Roman"/>
+        </w:rPr>
+        <w:t xml:space="preserve">, what? </w:t>
+      </w:r>
+      <w:r>
+        <w:rPr>
+          <w:rFonts w:ascii="Times New Roman" w:hAnsi="Times New Roman" w:cs="Times New Roman" w:hint="cs"/>
+          <w:rtl/>
+        </w:rPr>
+        <w:t>נחנו</w:t>
+      </w:r>
+      <w:r>
+        <w:rPr>
+          <w:rFonts w:ascii="Times New Roman" w:hAnsi="Times New Roman" w:cs="Times New Roman"/>
+          <w:rtl/>
+        </w:rPr>
+        <w:t xml:space="preserve"> </w:t>
+      </w:r>
+      <w:r>
+        <w:rPr>
+          <w:rFonts w:ascii="Times New Roman" w:hAnsi="Times New Roman" w:cs="Times New Roman" w:hint="cs"/>
+          <w:rtl/>
+        </w:rPr>
+        <w:t>מה</w:t>
+      </w:r>
+      <w:r>
+        <w:rPr>
+          <w:rFonts w:ascii="Times New Roman" w:hAnsi="Times New Roman" w:cs="Times New Roman"/>
+        </w:rPr>
+        <w:t xml:space="preserve">, what are we? </w:t>
+      </w:r>
+      <w:r>
+        <w:rPr>
+          <w:rFonts w:ascii="Times New Roman" w:hAnsi="Times New Roman" w:cs="Times New Roman"/>
+        </w:rPr>
+        <w:t>However, you can change how</w:t>
+      </w:r>
+      <w:r>
+        <w:rPr>
+          <w:rFonts w:ascii="Times New Roman" w:hAnsi="Times New Roman" w:cs="Times New Roman"/>
+        </w:rPr>
+        <w:t xml:space="preserve"> </w:t>
+      </w:r>
+      <w:r>
+        <w:rPr>
+          <w:rFonts w:ascii="Times New Roman" w:hAnsi="Times New Roman" w:cs="Times New Roman"/>
+        </w:rPr>
+        <w:t xml:space="preserve">you read it and say </w:t>
+      </w:r>
+      <w:r>
+        <w:rPr>
+          <w:rFonts w:ascii="Times New Roman" w:hAnsi="Times New Roman" w:cs="Times New Roman" w:hint="cs"/>
+          <w:rtl/>
+        </w:rPr>
+        <w:t>מָה</w:t>
+      </w:r>
+      <w:r>
+        <w:rPr>
+          <w:rFonts w:ascii="Times New Roman" w:hAnsi="Times New Roman" w:cs="Times New Roman"/>
+          <w:rtl/>
+        </w:rPr>
+        <w:t xml:space="preserve"> </w:t>
+      </w:r>
+      <w:r>
+        <w:rPr>
+          <w:rFonts w:ascii="Times New Roman" w:hAnsi="Times New Roman" w:cs="Times New Roman" w:hint="cs"/>
+          <w:rtl/>
+        </w:rPr>
+        <w:t>ה׳</w:t>
+      </w:r>
+      <w:r>
+        <w:rPr>
+          <w:rFonts w:ascii="Times New Roman" w:hAnsi="Times New Roman" w:cs="Times New Roman"/>
+          <w:rtl/>
+        </w:rPr>
+        <w:t xml:space="preserve"> </w:t>
+      </w:r>
+      <w:r>
+        <w:rPr>
+          <w:rFonts w:ascii="Times New Roman" w:hAnsi="Times New Roman" w:cs="Times New Roman" w:hint="cs"/>
+          <w:rtl/>
+        </w:rPr>
+        <w:t>אֱלֹקֶיךָ</w:t>
+      </w:r>
+      <w:r>
+        <w:rPr>
+          <w:rFonts w:ascii="Times New Roman" w:hAnsi="Times New Roman" w:cs="Times New Roman"/>
+          <w:rtl/>
+        </w:rPr>
+        <w:t xml:space="preserve"> </w:t>
+      </w:r>
+      <w:r>
+        <w:rPr>
+          <w:rFonts w:ascii="Times New Roman" w:hAnsi="Times New Roman" w:cs="Times New Roman" w:hint="cs"/>
+          <w:rtl/>
+        </w:rPr>
+        <w:t>שֹׁאֵל</w:t>
+      </w:r>
+      <w:r>
+        <w:rPr>
+          <w:rFonts w:ascii="Times New Roman" w:hAnsi="Times New Roman" w:cs="Times New Roman"/>
+          <w:rtl/>
+        </w:rPr>
+        <w:t xml:space="preserve"> </w:t>
+      </w:r>
+      <w:r>
+        <w:rPr>
+          <w:rFonts w:ascii="Times New Roman" w:hAnsi="Times New Roman" w:cs="Times New Roman" w:hint="cs"/>
+          <w:rtl/>
+        </w:rPr>
+        <w:t>מֵעִמָּךְ</w:t>
+      </w:r>
+      <w:r>
+        <w:rPr>
+          <w:rFonts w:ascii="Times New Roman" w:hAnsi="Times New Roman" w:cs="Times New Roman"/>
+        </w:rPr>
+        <w:t xml:space="preserve"> - Hashem</w:t>
+      </w:r>
+      <w:r>
+        <w:rPr>
+          <w:rFonts w:ascii="Times New Roman" w:hAnsi="Times New Roman" w:cs="Times New Roman"/>
+        </w:rPr>
+        <w:t xml:space="preserve"> is asking from you </w:t>
+      </w:r>
+      <w:r>
+        <w:rPr>
+          <w:rFonts w:ascii="Times New Roman" w:hAnsi="Times New Roman" w:cs="Times New Roman" w:hint="cs"/>
+          <w:rtl/>
+        </w:rPr>
+        <w:t>מה</w:t>
+      </w:r>
+      <w:r>
+        <w:rPr>
+          <w:rFonts w:ascii="Times New Roman" w:hAnsi="Times New Roman" w:cs="Times New Roman"/>
+        </w:rPr>
+        <w:t>. What</w:t>
       </w:r>
       <w:r>
         <w:rPr>
@@ -1734,817 +2544,7 @@
         <w:rPr>
           <w:rFonts w:ascii="Times New Roman" w:hAnsi="Times New Roman" w:cs="Times New Roman"/>
         </w:rPr>
-        <w:t xml:space="preserve"> Elimelech brings down </w:t>
-      </w:r>
-      <w:r>
-        <w:rPr>
-          <w:rFonts w:ascii="Times New Roman" w:hAnsi="Times New Roman" w:cs="Times New Roman"/>
-        </w:rPr>
-        <w:t xml:space="preserve">that there were those who started to say </w:t>
-      </w:r>
-      <w:r>
-        <w:rPr>
-          <w:rFonts w:ascii="Times New Roman" w:hAnsi="Times New Roman" w:cs="Times New Roman" w:hint="cs"/>
-          <w:rtl/>
-        </w:rPr>
-        <w:t>כתיבה</w:t>
-      </w:r>
-      <w:r>
-        <w:rPr>
-          <w:rFonts w:ascii="Times New Roman" w:hAnsi="Times New Roman" w:cs="Times New Roman"/>
-          <w:rtl/>
-        </w:rPr>
-        <w:t xml:space="preserve"> </w:t>
-      </w:r>
-      <w:r>
-        <w:rPr>
-          <w:rFonts w:ascii="Times New Roman" w:hAnsi="Times New Roman" w:cs="Times New Roman" w:hint="cs"/>
-          <w:rtl/>
-        </w:rPr>
-        <w:t>וחתימה</w:t>
-      </w:r>
-      <w:r>
-        <w:rPr>
-          <w:rFonts w:ascii="Times New Roman" w:hAnsi="Times New Roman" w:cs="Times New Roman"/>
-          <w:rtl/>
-        </w:rPr>
-        <w:t xml:space="preserve"> </w:t>
-      </w:r>
-      <w:r>
-        <w:rPr>
-          <w:rFonts w:ascii="Times New Roman" w:hAnsi="Times New Roman" w:cs="Times New Roman" w:hint="cs"/>
-          <w:rtl/>
-        </w:rPr>
-        <w:t>טובה</w:t>
-      </w:r>
-      <w:r>
-        <w:rPr>
-          <w:rFonts w:ascii="Times New Roman" w:hAnsi="Times New Roman" w:cs="Times New Roman"/>
-        </w:rPr>
-        <w:t xml:space="preserve"> starting from </w:t>
-      </w:r>
-      <w:r>
-        <w:rPr>
-          <w:rFonts w:ascii="Times New Roman" w:hAnsi="Times New Roman" w:cs="Times New Roman" w:hint="cs"/>
-          <w:rtl/>
-        </w:rPr>
-        <w:t>חמישה</w:t>
-      </w:r>
-      <w:r>
-        <w:rPr>
-          <w:rFonts w:ascii="Times New Roman" w:hAnsi="Times New Roman" w:cs="Times New Roman"/>
-          <w:rtl/>
-        </w:rPr>
-        <w:t xml:space="preserve"> </w:t>
-      </w:r>
-      <w:r>
-        <w:rPr>
-          <w:rFonts w:ascii="Times New Roman" w:hAnsi="Times New Roman" w:cs="Times New Roman" w:hint="cs"/>
-          <w:rtl/>
-        </w:rPr>
-        <w:t>עשר</w:t>
-      </w:r>
-      <w:r>
-        <w:rPr>
-          <w:rFonts w:ascii="Times New Roman" w:hAnsi="Times New Roman" w:cs="Times New Roman"/>
-          <w:rtl/>
-        </w:rPr>
-        <w:t xml:space="preserve"> </w:t>
-      </w:r>
-      <w:r>
-        <w:rPr>
-          <w:rFonts w:ascii="Times New Roman" w:hAnsi="Times New Roman" w:cs="Times New Roman" w:hint="cs"/>
-          <w:rtl/>
-        </w:rPr>
-        <w:t>באב</w:t>
-      </w:r>
-      <w:r>
-        <w:rPr>
-          <w:rFonts w:ascii="Times New Roman" w:hAnsi="Times New Roman" w:cs="Times New Roman"/>
-        </w:rPr>
-        <w:t xml:space="preserve">, because they thought it was appropriate for that time. </w:t>
-      </w:r>
-      <w:r>
-        <w:rPr>
-          <w:rFonts w:ascii="Times New Roman" w:hAnsi="Times New Roman" w:cs="Times New Roman"/>
-        </w:rPr>
-        <w:t>T</w:t>
-      </w:r>
-      <w:r>
-        <w:rPr>
-          <w:rFonts w:ascii="Times New Roman" w:hAnsi="Times New Roman" w:cs="Times New Roman"/>
-        </w:rPr>
-        <w:t xml:space="preserve">he </w:t>
-      </w:r>
-      <w:r>
-        <w:rPr>
-          <w:rFonts w:ascii="Times New Roman" w:hAnsi="Times New Roman" w:cs="Times New Roman"/>
-        </w:rPr>
-        <w:t>pasuk says (</w:t>
-      </w:r>
-      <w:r>
-        <w:rPr>
-          <w:rFonts w:ascii="Times New Roman" w:hAnsi="Times New Roman" w:cs="Times New Roman" w:hint="cs"/>
-          <w:rtl/>
-        </w:rPr>
-        <w:t>דברים</w:t>
-      </w:r>
-      <w:r>
-        <w:rPr>
-          <w:rFonts w:ascii="Times New Roman" w:hAnsi="Times New Roman" w:cs="Times New Roman"/>
-          <w:rtl/>
-        </w:rPr>
-        <w:t xml:space="preserve"> </w:t>
-      </w:r>
-      <w:r>
-        <w:rPr>
-          <w:rFonts w:ascii="Times New Roman" w:hAnsi="Times New Roman" w:cs="Times New Roman" w:hint="cs"/>
-          <w:rtl/>
-        </w:rPr>
-        <w:t>י׳</w:t>
-      </w:r>
-      <w:r>
-        <w:rPr>
-          <w:rFonts w:ascii="Times New Roman" w:hAnsi="Times New Roman" w:cs="Times New Roman"/>
-          <w:rtl/>
-        </w:rPr>
-        <w:t>:</w:t>
-      </w:r>
-      <w:r>
-        <w:rPr>
-          <w:rFonts w:ascii="Times New Roman" w:hAnsi="Times New Roman" w:cs="Times New Roman" w:hint="cs"/>
-          <w:rtl/>
-        </w:rPr>
-        <w:t>י״ב</w:t>
-      </w:r>
-      <w:r>
-        <w:rPr>
-          <w:rFonts w:ascii="Times New Roman" w:hAnsi="Times New Roman" w:cs="Times New Roman"/>
-        </w:rPr>
-        <w:t xml:space="preserve">) </w:t>
-      </w:r>
-      <w:r>
-        <w:rPr>
-          <w:rFonts w:ascii="Times New Roman" w:hAnsi="Times New Roman" w:cs="Times New Roman" w:hint="cs"/>
-          <w:rtl/>
-        </w:rPr>
-        <w:t>וְעַתָּה</w:t>
-      </w:r>
-      <w:r>
-        <w:rPr>
-          <w:rFonts w:ascii="Times New Roman" w:hAnsi="Times New Roman" w:cs="Times New Roman"/>
-          <w:rtl/>
-        </w:rPr>
-        <w:t xml:space="preserve"> </w:t>
-      </w:r>
-      <w:r>
-        <w:rPr>
-          <w:rFonts w:ascii="Times New Roman" w:hAnsi="Times New Roman" w:cs="Times New Roman" w:hint="cs"/>
-          <w:rtl/>
-        </w:rPr>
-        <w:t>יִשְׂרָאֵל</w:t>
-      </w:r>
-      <w:r>
-        <w:rPr>
-          <w:rFonts w:ascii="Times New Roman" w:hAnsi="Times New Roman" w:cs="Times New Roman"/>
-          <w:rtl/>
-        </w:rPr>
-        <w:t xml:space="preserve"> </w:t>
-      </w:r>
-      <w:r>
-        <w:rPr>
-          <w:rFonts w:ascii="Times New Roman" w:hAnsi="Times New Roman" w:cs="Times New Roman" w:hint="cs"/>
-          <w:rtl/>
-        </w:rPr>
-        <w:t>מָה</w:t>
-      </w:r>
-      <w:r>
-        <w:rPr>
-          <w:rFonts w:ascii="Times New Roman" w:hAnsi="Times New Roman" w:cs="Times New Roman"/>
-          <w:rtl/>
-        </w:rPr>
-        <w:t xml:space="preserve"> </w:t>
-      </w:r>
-      <w:r>
-        <w:rPr>
-          <w:rFonts w:ascii="Times New Roman" w:hAnsi="Times New Roman" w:cs="Times New Roman" w:hint="cs"/>
-          <w:rtl/>
-        </w:rPr>
-        <w:t>ה׳</w:t>
-      </w:r>
-      <w:r>
-        <w:rPr>
-          <w:rFonts w:ascii="Times New Roman" w:hAnsi="Times New Roman" w:cs="Times New Roman"/>
-          <w:rtl/>
-        </w:rPr>
-        <w:t xml:space="preserve"> </w:t>
-      </w:r>
-      <w:r>
-        <w:rPr>
-          <w:rFonts w:ascii="Times New Roman" w:hAnsi="Times New Roman" w:cs="Times New Roman" w:hint="cs"/>
-          <w:rtl/>
-        </w:rPr>
-        <w:t>אֱלֹקֶיךָ</w:t>
-      </w:r>
-      <w:r>
-        <w:rPr>
-          <w:rFonts w:ascii="Times New Roman" w:hAnsi="Times New Roman" w:cs="Times New Roman"/>
-          <w:rtl/>
-        </w:rPr>
-        <w:t xml:space="preserve"> </w:t>
-      </w:r>
-      <w:r>
-        <w:rPr>
-          <w:rFonts w:ascii="Times New Roman" w:hAnsi="Times New Roman" w:cs="Times New Roman" w:hint="cs"/>
-          <w:rtl/>
-        </w:rPr>
-        <w:t>שֹׁאֵל</w:t>
-      </w:r>
-      <w:r>
-        <w:rPr>
-          <w:rFonts w:ascii="Times New Roman" w:hAnsi="Times New Roman" w:cs="Times New Roman"/>
-          <w:rtl/>
-        </w:rPr>
-        <w:t xml:space="preserve"> </w:t>
-      </w:r>
-      <w:r>
-        <w:rPr>
-          <w:rFonts w:ascii="Times New Roman" w:hAnsi="Times New Roman" w:cs="Times New Roman" w:hint="cs"/>
-          <w:rtl/>
-        </w:rPr>
-        <w:t>מֵעִמָּךְ</w:t>
-      </w:r>
-      <w:r>
-        <w:rPr>
-          <w:rFonts w:ascii="Times New Roman" w:hAnsi="Times New Roman" w:cs="Times New Roman"/>
-        </w:rPr>
-        <w:t xml:space="preserve"> - </w:t>
-      </w:r>
-      <w:r>
-        <w:rPr>
-          <w:rFonts w:ascii="Times New Roman" w:hAnsi="Times New Roman" w:cs="Times New Roman"/>
-        </w:rPr>
-        <w:t>What</w:t>
-      </w:r>
-      <w:r>
-        <w:rPr>
-          <w:rFonts w:ascii="Times New Roman" w:hAnsi="Times New Roman" w:cs="Times New Roman"/>
-        </w:rPr>
-        <w:t xml:space="preserve"> does</w:t>
-      </w:r>
-      <w:r>
-        <w:rPr>
-          <w:rFonts w:ascii="Times New Roman" w:hAnsi="Times New Roman" w:cs="Times New Roman" w:hint="cs"/>
-          <w:rtl/>
-        </w:rPr>
-        <w:t>הקדוש</w:t>
-      </w:r>
-      <w:r>
-        <w:rPr>
-          <w:rFonts w:ascii="Times New Roman" w:hAnsi="Times New Roman" w:cs="Times New Roman"/>
-          <w:rtl/>
-        </w:rPr>
-        <w:t xml:space="preserve"> </w:t>
-      </w:r>
-      <w:r>
-        <w:rPr>
-          <w:rFonts w:ascii="Times New Roman" w:hAnsi="Times New Roman" w:cs="Times New Roman" w:hint="cs"/>
-          <w:rtl/>
-        </w:rPr>
-        <w:t>ברוך</w:t>
-      </w:r>
-      <w:r>
-        <w:rPr>
-          <w:rFonts w:ascii="Times New Roman" w:hAnsi="Times New Roman" w:cs="Times New Roman"/>
-          <w:rtl/>
-        </w:rPr>
-        <w:t xml:space="preserve"> </w:t>
-      </w:r>
-      <w:r>
-        <w:rPr>
-          <w:rFonts w:ascii="Times New Roman" w:hAnsi="Times New Roman" w:cs="Times New Roman" w:hint="cs"/>
-          <w:rtl/>
-        </w:rPr>
-        <w:t>הוא</w:t>
-      </w:r>
-      <w:r>
-        <w:rPr>
-          <w:rFonts w:ascii="Times New Roman" w:hAnsi="Times New Roman" w:cs="Times New Roman"/>
-        </w:rPr>
-        <w:t xml:space="preserve"> ask from you? </w:t>
-      </w:r>
-      <w:r>
-        <w:rPr>
-          <w:rFonts w:ascii="Times New Roman" w:hAnsi="Times New Roman" w:cs="Times New Roman" w:hint="cs"/>
-          <w:rtl/>
-        </w:rPr>
-        <w:t>כִּי</w:t>
-      </w:r>
-      <w:r>
-        <w:rPr>
-          <w:rFonts w:ascii="Times New Roman" w:hAnsi="Times New Roman" w:cs="Times New Roman"/>
-          <w:rtl/>
-        </w:rPr>
-        <w:t xml:space="preserve"> </w:t>
-      </w:r>
-      <w:r>
-        <w:rPr>
-          <w:rFonts w:ascii="Times New Roman" w:hAnsi="Times New Roman" w:cs="Times New Roman" w:hint="cs"/>
-          <w:rtl/>
-        </w:rPr>
-        <w:t>אִם לְיִרְאָה</w:t>
-      </w:r>
-      <w:r>
-        <w:rPr>
-          <w:rFonts w:ascii="Times New Roman" w:hAnsi="Times New Roman" w:cs="Times New Roman"/>
-          <w:rtl/>
-        </w:rPr>
-        <w:t xml:space="preserve"> </w:t>
-      </w:r>
-      <w:r>
-        <w:rPr>
-          <w:rFonts w:ascii="Times New Roman" w:hAnsi="Times New Roman" w:cs="Times New Roman" w:hint="cs"/>
-          <w:rtl/>
-        </w:rPr>
-        <w:t>אֶת ה׳</w:t>
-      </w:r>
-      <w:r>
-        <w:rPr>
-          <w:rFonts w:ascii="Times New Roman" w:hAnsi="Times New Roman" w:cs="Times New Roman"/>
-        </w:rPr>
-        <w:t xml:space="preserve">. </w:t>
-      </w:r>
-      <w:r>
-        <w:rPr>
-          <w:rFonts w:ascii="Times New Roman" w:hAnsi="Times New Roman" w:cs="Times New Roman"/>
-        </w:rPr>
-        <w:t>A</w:t>
-      </w:r>
-      <w:r>
-        <w:rPr>
-          <w:rFonts w:ascii="Times New Roman" w:hAnsi="Times New Roman" w:cs="Times New Roman"/>
-        </w:rPr>
-        <w:t xml:space="preserve">s my sister </w:t>
-      </w:r>
-      <w:r>
-        <w:rPr>
-          <w:rFonts w:ascii="Times New Roman" w:hAnsi="Times New Roman" w:cs="Times New Roman" w:hint="cs"/>
-          <w:rtl/>
-        </w:rPr>
-        <w:t>זאל</w:t>
-      </w:r>
-      <w:r>
-        <w:rPr>
-          <w:rFonts w:ascii="Times New Roman" w:hAnsi="Times New Roman" w:cs="Times New Roman"/>
-          <w:rtl/>
-        </w:rPr>
-        <w:t xml:space="preserve"> </w:t>
-      </w:r>
-      <w:r>
-        <w:rPr>
-          <w:rFonts w:ascii="Times New Roman" w:hAnsi="Times New Roman" w:cs="Times New Roman" w:hint="cs"/>
-          <w:rtl/>
-        </w:rPr>
-        <w:t>זי</w:t>
-      </w:r>
-      <w:r>
-        <w:rPr>
-          <w:rFonts w:ascii="Times New Roman" w:hAnsi="Times New Roman" w:cs="Times New Roman"/>
-          <w:rtl/>
-        </w:rPr>
-        <w:t xml:space="preserve"> </w:t>
-      </w:r>
-      <w:r>
-        <w:rPr>
-          <w:rFonts w:ascii="Times New Roman" w:hAnsi="Times New Roman" w:cs="Times New Roman" w:hint="cs"/>
-          <w:rtl/>
-        </w:rPr>
-        <w:t>זיין</w:t>
-      </w:r>
-      <w:r>
-        <w:rPr>
-          <w:rFonts w:ascii="Times New Roman" w:hAnsi="Times New Roman" w:cs="Times New Roman"/>
-          <w:rtl/>
-        </w:rPr>
-        <w:t xml:space="preserve"> </w:t>
-      </w:r>
-      <w:r>
-        <w:rPr>
-          <w:rFonts w:ascii="Times New Roman" w:hAnsi="Times New Roman" w:cs="Times New Roman" w:hint="cs"/>
-          <w:rtl/>
-        </w:rPr>
-        <w:t>געזונט</w:t>
-      </w:r>
-      <w:r>
-        <w:rPr>
-          <w:rFonts w:ascii="Times New Roman" w:hAnsi="Times New Roman" w:cs="Times New Roman"/>
-          <w:rtl/>
-        </w:rPr>
-        <w:t xml:space="preserve"> </w:t>
-      </w:r>
-      <w:r>
-        <w:rPr>
-          <w:rFonts w:ascii="Times New Roman" w:hAnsi="Times New Roman" w:cs="Times New Roman" w:hint="cs"/>
-          <w:rtl/>
-        </w:rPr>
-        <w:t>און</w:t>
-      </w:r>
-      <w:r>
-        <w:rPr>
-          <w:rFonts w:ascii="Times New Roman" w:hAnsi="Times New Roman" w:cs="Times New Roman"/>
-          <w:rtl/>
-        </w:rPr>
-        <w:t xml:space="preserve"> </w:t>
-      </w:r>
-      <w:r>
-        <w:rPr>
-          <w:rFonts w:ascii="Times New Roman" w:hAnsi="Times New Roman" w:cs="Times New Roman" w:hint="cs"/>
-          <w:rtl/>
-        </w:rPr>
-        <w:t>שטארק</w:t>
-      </w:r>
-      <w:r>
-        <w:rPr>
-          <w:rFonts w:ascii="Times New Roman" w:hAnsi="Times New Roman" w:cs="Times New Roman"/>
-        </w:rPr>
-        <w:t xml:space="preserve"> </w:t>
-      </w:r>
-      <w:r>
-        <w:rPr>
-          <w:rFonts w:ascii="Times New Roman" w:hAnsi="Times New Roman" w:cs="Times New Roman"/>
-        </w:rPr>
-        <w:t xml:space="preserve">said, </w:t>
-      </w:r>
-      <w:r>
-        <w:rPr>
-          <w:rFonts w:ascii="Times New Roman" w:hAnsi="Times New Roman" w:cs="Times New Roman"/>
-        </w:rPr>
-        <w:t>for</w:t>
-      </w:r>
-      <w:r>
-        <w:rPr>
-          <w:rFonts w:ascii="Times New Roman" w:hAnsi="Times New Roman" w:cs="Times New Roman"/>
-        </w:rPr>
-        <w:t xml:space="preserve"> </w:t>
-      </w:r>
-      <w:r>
-        <w:rPr>
-          <w:rFonts w:ascii="Times New Roman" w:hAnsi="Times New Roman" w:cs="Times New Roman" w:hint="cs"/>
-          <w:rtl/>
-        </w:rPr>
-        <w:t>משה</w:t>
-      </w:r>
-      <w:r>
-        <w:rPr>
-          <w:rFonts w:ascii="Times New Roman" w:hAnsi="Times New Roman" w:cs="Times New Roman"/>
-          <w:rtl/>
-        </w:rPr>
-        <w:t xml:space="preserve"> </w:t>
-      </w:r>
-      <w:r>
-        <w:rPr>
-          <w:rFonts w:ascii="Times New Roman" w:hAnsi="Times New Roman" w:cs="Times New Roman" w:hint="cs"/>
-          <w:rtl/>
-        </w:rPr>
-        <w:t>רבינו</w:t>
-      </w:r>
-      <w:r>
-        <w:rPr>
-          <w:rFonts w:ascii="Times New Roman" w:hAnsi="Times New Roman" w:cs="Times New Roman"/>
-        </w:rPr>
-        <w:t xml:space="preserve">, it was a </w:t>
-      </w:r>
-      <w:r>
-        <w:rPr>
-          <w:rFonts w:ascii="Times New Roman" w:hAnsi="Times New Roman" w:cs="Times New Roman" w:hint="cs"/>
-          <w:rtl/>
-        </w:rPr>
-        <w:t>מילתא</w:t>
-      </w:r>
-      <w:r>
-        <w:rPr>
-          <w:rFonts w:ascii="Times New Roman" w:hAnsi="Times New Roman" w:cs="Times New Roman"/>
-          <w:rtl/>
-        </w:rPr>
-        <w:t xml:space="preserve"> </w:t>
-      </w:r>
-      <w:r>
-        <w:rPr>
-          <w:rFonts w:ascii="Times New Roman" w:hAnsi="Times New Roman" w:cs="Times New Roman" w:hint="cs"/>
-          <w:rtl/>
-        </w:rPr>
-        <w:t>זוטרתא</w:t>
-      </w:r>
-      <w:r>
-        <w:rPr>
-          <w:rFonts w:ascii="Times New Roman" w:hAnsi="Times New Roman" w:cs="Times New Roman"/>
-        </w:rPr>
-        <w:t>, it</w:t>
-      </w:r>
-      <w:r>
-        <w:rPr>
-          <w:rFonts w:ascii="Times New Roman" w:hAnsi="Times New Roman" w:cs="Times New Roman"/>
-        </w:rPr>
-        <w:t>’</w:t>
-      </w:r>
-      <w:r>
-        <w:rPr>
-          <w:rFonts w:ascii="Times New Roman" w:hAnsi="Times New Roman" w:cs="Times New Roman"/>
-        </w:rPr>
-        <w:t>s a little thing</w:t>
-      </w:r>
-      <w:r>
-        <w:rPr>
-          <w:rFonts w:ascii="Times New Roman" w:hAnsi="Times New Roman" w:cs="Times New Roman"/>
-        </w:rPr>
-        <w:t xml:space="preserve"> to be</w:t>
-      </w:r>
-      <w:r>
-        <w:rPr>
-          <w:rFonts w:ascii="Times New Roman" w:hAnsi="Times New Roman" w:cs="Times New Roman"/>
-        </w:rPr>
-        <w:t xml:space="preserve"> </w:t>
-      </w:r>
-      <w:r>
-        <w:rPr>
-          <w:rFonts w:ascii="Times New Roman" w:hAnsi="Times New Roman" w:cs="Times New Roman" w:hint="cs"/>
-          <w:rtl/>
-        </w:rPr>
-        <w:t>כִּי</w:t>
-      </w:r>
-      <w:r>
-        <w:rPr>
-          <w:rFonts w:ascii="Times New Roman" w:hAnsi="Times New Roman" w:cs="Times New Roman"/>
-          <w:rtl/>
-        </w:rPr>
-        <w:t xml:space="preserve"> </w:t>
-      </w:r>
-      <w:r>
-        <w:rPr>
-          <w:rFonts w:ascii="Times New Roman" w:hAnsi="Times New Roman" w:cs="Times New Roman" w:hint="cs"/>
-          <w:rtl/>
-        </w:rPr>
-        <w:t>אִם</w:t>
-      </w:r>
-      <w:r>
-        <w:rPr>
-          <w:rFonts w:ascii="Times New Roman" w:hAnsi="Times New Roman" w:cs="Times New Roman"/>
-          <w:rtl/>
-        </w:rPr>
-        <w:t xml:space="preserve"> </w:t>
-      </w:r>
-      <w:r>
-        <w:rPr>
-          <w:rFonts w:ascii="Times New Roman" w:hAnsi="Times New Roman" w:cs="Times New Roman" w:hint="cs"/>
-          <w:rtl/>
-        </w:rPr>
-        <w:t>לְיִרְאָה</w:t>
-      </w:r>
-      <w:r>
-        <w:rPr>
-          <w:rFonts w:ascii="Times New Roman" w:hAnsi="Times New Roman" w:cs="Times New Roman"/>
-          <w:rtl/>
-        </w:rPr>
-        <w:t xml:space="preserve"> </w:t>
-      </w:r>
-      <w:r>
-        <w:rPr>
-          <w:rFonts w:ascii="Times New Roman" w:hAnsi="Times New Roman" w:cs="Times New Roman" w:hint="cs"/>
-          <w:rtl/>
-        </w:rPr>
-        <w:t>אֶת</w:t>
-      </w:r>
-      <w:r>
-        <w:rPr>
-          <w:rFonts w:ascii="Times New Roman" w:hAnsi="Times New Roman" w:cs="Times New Roman"/>
-          <w:rtl/>
-        </w:rPr>
-        <w:t xml:space="preserve"> </w:t>
-      </w:r>
-      <w:r>
-        <w:rPr>
-          <w:rFonts w:ascii="Times New Roman" w:hAnsi="Times New Roman" w:cs="Times New Roman" w:hint="cs"/>
-          <w:rtl/>
-        </w:rPr>
-        <w:t>ה׳</w:t>
-      </w:r>
-      <w:r>
-        <w:rPr>
-          <w:rFonts w:ascii="Times New Roman" w:hAnsi="Times New Roman" w:cs="Times New Roman"/>
-        </w:rPr>
-        <w:t xml:space="preserve">. For us, </w:t>
-      </w:r>
-      <w:r>
-        <w:rPr>
-          <w:rFonts w:ascii="Times New Roman" w:hAnsi="Times New Roman" w:cs="Times New Roman" w:hint="cs"/>
-          <w:rtl/>
-        </w:rPr>
-        <w:t>יראת</w:t>
-      </w:r>
-      <w:r>
-        <w:rPr>
-          <w:rFonts w:ascii="Times New Roman" w:hAnsi="Times New Roman" w:cs="Times New Roman"/>
-          <w:rtl/>
-        </w:rPr>
-        <w:t xml:space="preserve"> </w:t>
-      </w:r>
-      <w:r>
-        <w:rPr>
-          <w:rFonts w:ascii="Times New Roman" w:hAnsi="Times New Roman" w:cs="Times New Roman" w:hint="cs"/>
-          <w:rtl/>
-        </w:rPr>
-        <w:t>השם</w:t>
-      </w:r>
-      <w:r>
-        <w:rPr>
-          <w:rFonts w:ascii="Times New Roman" w:hAnsi="Times New Roman" w:cs="Times New Roman"/>
-        </w:rPr>
-        <w:t xml:space="preserve"> is a big deal. But for </w:t>
-      </w:r>
-      <w:r>
-        <w:rPr>
-          <w:rFonts w:ascii="Times New Roman" w:hAnsi="Times New Roman" w:cs="Times New Roman" w:hint="cs"/>
-          <w:rtl/>
-        </w:rPr>
-        <w:t>משה</w:t>
-      </w:r>
-      <w:r>
-        <w:rPr>
-          <w:rFonts w:ascii="Times New Roman" w:hAnsi="Times New Roman" w:cs="Times New Roman"/>
-          <w:rtl/>
-        </w:rPr>
-        <w:t xml:space="preserve"> </w:t>
-      </w:r>
-      <w:r>
-        <w:rPr>
-          <w:rFonts w:ascii="Times New Roman" w:hAnsi="Times New Roman" w:cs="Times New Roman" w:hint="cs"/>
-          <w:rtl/>
-        </w:rPr>
-        <w:t>רבינו</w:t>
-      </w:r>
-      <w:r>
-        <w:rPr>
-          <w:rFonts w:ascii="Times New Roman" w:hAnsi="Times New Roman" w:cs="Times New Roman"/>
-        </w:rPr>
-        <w:t xml:space="preserve">, it was </w:t>
-      </w:r>
-      <w:r>
-        <w:rPr>
-          <w:rFonts w:ascii="Times New Roman" w:hAnsi="Times New Roman" w:cs="Times New Roman" w:hint="cs"/>
-          <w:rtl/>
-        </w:rPr>
-        <w:t>מה</w:t>
-      </w:r>
-      <w:r>
-        <w:rPr>
-          <w:rFonts w:ascii="Times New Roman" w:hAnsi="Times New Roman" w:cs="Times New Roman"/>
-        </w:rPr>
-        <w:t xml:space="preserve">, what? </w:t>
-      </w:r>
-      <w:r>
-        <w:rPr>
-          <w:rFonts w:ascii="Times New Roman" w:hAnsi="Times New Roman" w:cs="Times New Roman" w:hint="cs"/>
-          <w:rtl/>
-        </w:rPr>
-        <w:t>נחנו</w:t>
-      </w:r>
-      <w:r>
-        <w:rPr>
-          <w:rFonts w:ascii="Times New Roman" w:hAnsi="Times New Roman" w:cs="Times New Roman"/>
-          <w:rtl/>
-        </w:rPr>
-        <w:t xml:space="preserve"> </w:t>
-      </w:r>
-      <w:r>
-        <w:rPr>
-          <w:rFonts w:ascii="Times New Roman" w:hAnsi="Times New Roman" w:cs="Times New Roman" w:hint="cs"/>
-          <w:rtl/>
-        </w:rPr>
-        <w:t>מה</w:t>
-      </w:r>
-      <w:r>
-        <w:rPr>
-          <w:rFonts w:ascii="Times New Roman" w:hAnsi="Times New Roman" w:cs="Times New Roman"/>
-        </w:rPr>
-        <w:t xml:space="preserve">, what are we? </w:t>
-      </w:r>
-      <w:r>
-        <w:rPr>
-          <w:rFonts w:ascii="Times New Roman" w:hAnsi="Times New Roman" w:cs="Times New Roman"/>
-        </w:rPr>
-        <w:t>However, you can change how</w:t>
-      </w:r>
-      <w:r>
-        <w:rPr>
-          <w:rFonts w:ascii="Times New Roman" w:hAnsi="Times New Roman" w:cs="Times New Roman"/>
-        </w:rPr>
-        <w:t xml:space="preserve"> </w:t>
-      </w:r>
-      <w:r>
-        <w:rPr>
-          <w:rFonts w:ascii="Times New Roman" w:hAnsi="Times New Roman" w:cs="Times New Roman"/>
-        </w:rPr>
-        <w:t>you read it and say</w:t>
-      </w:r>
-      <w:r>
-        <w:rPr>
-          <w:rFonts w:ascii="Times New Roman" w:hAnsi="Times New Roman" w:cs="Times New Roman" w:hint="cs"/>
-          <w:rtl/>
-        </w:rPr>
-        <w:t>מָה</w:t>
-      </w:r>
-      <w:r>
-        <w:rPr>
-          <w:rFonts w:ascii="Times New Roman" w:hAnsi="Times New Roman" w:cs="Times New Roman"/>
-          <w:rtl/>
-        </w:rPr>
-        <w:t xml:space="preserve"> </w:t>
-      </w:r>
-      <w:r>
-        <w:rPr>
-          <w:rFonts w:ascii="Times New Roman" w:hAnsi="Times New Roman" w:cs="Times New Roman" w:hint="cs"/>
-          <w:rtl/>
-        </w:rPr>
-        <w:t>ה׳</w:t>
-      </w:r>
-      <w:r>
-        <w:rPr>
-          <w:rFonts w:ascii="Times New Roman" w:hAnsi="Times New Roman" w:cs="Times New Roman"/>
-          <w:rtl/>
-        </w:rPr>
-        <w:t xml:space="preserve"> </w:t>
-      </w:r>
-      <w:r>
-        <w:rPr>
-          <w:rFonts w:ascii="Times New Roman" w:hAnsi="Times New Roman" w:cs="Times New Roman" w:hint="cs"/>
-          <w:rtl/>
-        </w:rPr>
-        <w:t>אֱלֹקֶיךָ</w:t>
-      </w:r>
-      <w:r>
-        <w:rPr>
-          <w:rFonts w:ascii="Times New Roman" w:hAnsi="Times New Roman" w:cs="Times New Roman"/>
-          <w:rtl/>
-        </w:rPr>
-        <w:t xml:space="preserve"> </w:t>
-      </w:r>
-      <w:r>
-        <w:rPr>
-          <w:rFonts w:ascii="Times New Roman" w:hAnsi="Times New Roman" w:cs="Times New Roman" w:hint="cs"/>
-          <w:rtl/>
-        </w:rPr>
-        <w:t>שֹׁאֵל</w:t>
-      </w:r>
-      <w:r>
-        <w:rPr>
-          <w:rFonts w:ascii="Times New Roman" w:hAnsi="Times New Roman" w:cs="Times New Roman"/>
-          <w:rtl/>
-        </w:rPr>
-        <w:t xml:space="preserve"> </w:t>
-      </w:r>
-      <w:r>
-        <w:rPr>
-          <w:rFonts w:ascii="Times New Roman" w:hAnsi="Times New Roman" w:cs="Times New Roman" w:hint="cs"/>
-          <w:rtl/>
-        </w:rPr>
-        <w:t>מֵעִמָּךְ</w:t>
-      </w:r>
-      <w:r>
-        <w:rPr>
-          <w:rFonts w:ascii="Times New Roman" w:hAnsi="Times New Roman" w:cs="Times New Roman"/>
-        </w:rPr>
-        <w:t xml:space="preserve"> - Hashem</w:t>
-      </w:r>
-      <w:r>
-        <w:rPr>
-          <w:rFonts w:ascii="Times New Roman" w:hAnsi="Times New Roman" w:cs="Times New Roman"/>
-        </w:rPr>
-        <w:t xml:space="preserve"> is asking from you </w:t>
-      </w:r>
-      <w:r>
-        <w:rPr>
-          <w:rFonts w:ascii="Times New Roman" w:hAnsi="Times New Roman" w:cs="Times New Roman" w:hint="cs"/>
-          <w:rtl/>
-        </w:rPr>
-        <w:t>מה</w:t>
-      </w:r>
-      <w:r>
-        <w:rPr>
-          <w:rFonts w:ascii="Times New Roman" w:hAnsi="Times New Roman" w:cs="Times New Roman"/>
-        </w:rPr>
-        <w:t>. What</w:t>
-      </w:r>
-      <w:r>
-        <w:rPr>
-          <w:rFonts w:ascii="Times New Roman" w:hAnsi="Times New Roman" w:cs="Times New Roman"/>
-        </w:rPr>
-        <w:t>’</w:t>
-      </w:r>
-      <w:r>
-        <w:rPr>
-          <w:rFonts w:ascii="Times New Roman" w:hAnsi="Times New Roman" w:cs="Times New Roman"/>
-        </w:rPr>
-        <w:t>s</w:t>
+        <w:t xml:space="preserve">s </w:t>
       </w:r>
       <w:r>
         <w:rPr>

--- a/Files/06 - Yom Tov/07 - 15 Av/5784/15 Av 5784.docx
+++ b/Files/06 - Yom Tov/07 - 15 Av/5784/15 Av 5784.docx
@@ -1374,7 +1374,7 @@
           <w:rFonts w:ascii="Times New Roman" w:hAnsi="Times New Roman" w:cs="Times New Roman"/>
           <w:rtl/>
         </w:rPr>
-        <w:t>"</w:t>
+        <w:t>״</w:t>
       </w:r>
       <w:r>
         <w:rPr>
@@ -2578,7 +2578,7 @@
           <w:rFonts w:ascii="Times New Roman" w:hAnsi="Times New Roman" w:cs="Times New Roman"/>
           <w:rtl/>
         </w:rPr>
-        <w:t>"</w:t>
+        <w:t>״</w:t>
       </w:r>
       <w:r>
         <w:rPr>
